--- a/Ejercicios/Mas-Ej-Pseint/1-Ejercitacion-Consignas.docx
+++ b/Ejercicios/Mas-Ej-Pseint/1-Ejercitacion-Consignas.docx
@@ -185,42 +185,14 @@
           <w:lang w:val="es-ES"/>
         </w:rPr>
       </w:pPr>
+      <w:r>
+        <w:rPr>
+          <w:lang w:val="es-ES"/>
+        </w:rPr>
+        <w:t>8</w:t>
+      </w:r>
       <w:bookmarkStart w:id="0" w:name="_GoBack"/>
-      <w:r>
-        <w:rPr>
-          <w:lang w:val="es-ES"/>
-        </w:rPr>
-        <w:t>8</w:t>
-      </w:r>
-      <w:r>
-        <w:rPr>
-          <w:lang w:val="es-ES"/>
-        </w:rPr>
-        <w:t>. El valor de la sección (S) de un conductor se determina en función de la corriente eléctrica (I) y de la conductividad (C) del material. Además, a la sección obtenida se le incrementa un 25% por razones de seguridad. Tenga en cuenta que (C=I/S). Realizar un algoritmo que calcule la sección.</w:t>
-      </w:r>
-    </w:p>
-    <w:bookmarkEnd w:id="0"/>
-    <w:p>
-      <w:pPr>
-        <w:spacing w:after="0" w:line="240" w:lineRule="auto"/>
-        <w:rPr>
-          <w:lang w:val="es-ES"/>
-        </w:rPr>
-      </w:pPr>
-    </w:p>
-    <w:p>
-      <w:pPr>
-        <w:spacing w:after="0" w:line="240" w:lineRule="auto"/>
-        <w:rPr>
-          <w:lang w:val="es-ES"/>
-        </w:rPr>
-      </w:pPr>
-      <w:r>
-        <w:rPr>
-          <w:lang w:val="es-ES"/>
-        </w:rPr>
-        <w:t>9</w:t>
-      </w:r>
+      <w:bookmarkEnd w:id="0"/>
       <w:r>
         <w:rPr>
           <w:lang w:val="es-ES"/>
